--- a/docs/09-agent-architecture.docx
+++ b/docs/09-agent-architecture.docx
@@ -32,13 +32,22 @@
         <w:t xml:space="preserve"> </w:t>
       </w:r>
       <w:r>
-        <w:t xml:space="preserve">agent memory. The only AI use is an embedding call for text similarity (see §8). Team matching</w:t>
-      </w:r>
-      <w:r>
-        <w:t xml:space="preserve"> </w:t>
-      </w:r>
-      <w:r>
-        <w:t xml:space="preserve">is a</w:t>
+        <w:t xml:space="preserve">agent memory. The only AI use is a chat call (</w:t>
+      </w:r>
+      <w:r>
+        <w:rPr>
+          <w:rStyle w:val="VerbatimChar"/>
+        </w:rPr>
+        <w:t xml:space="preserve">gpt-4o-mini</w:t>
+      </w:r>
+      <w:r>
+        <w:t xml:space="preserve">) that rates idea similarity (see</w:t>
+      </w:r>
+      <w:r>
+        <w:t xml:space="preserve"> </w:t>
+      </w:r>
+      <w:r>
+        <w:t xml:space="preserve">§8). Team matching is a</w:t>
       </w:r>
       <w:r>
         <w:t xml:space="preserve"> </w:t>
@@ -51,13 +60,13 @@
         <w:t xml:space="preserve">deterministic algorithm</w:t>
       </w:r>
       <w:r>
-        <w:t xml:space="preserve">, documented here in place of an agent flow because it is the</w:t>
-      </w:r>
-      <w:r>
-        <w:t xml:space="preserve"> </w:t>
-      </w:r>
-      <w:r>
-        <w:t xml:space="preserve">core</w:t>
+        <w:t xml:space="preserve">, documented here in place of an agent flow</w:t>
+      </w:r>
+      <w:r>
+        <w:t xml:space="preserve"> </w:t>
+      </w:r>
+      <w:r>
+        <w:t xml:space="preserve">because it is the core</w:t>
       </w:r>
       <w:r>
         <w:t xml:space="preserve"> </w:t>
@@ -125,7 +134,22 @@
         </w:numPr>
       </w:pPr>
       <w:r>
-        <w:t xml:space="preserve">Compute one embedding per profile’s</w:t>
+        <w:t xml:space="preserve">Compute a pairwise idea-similarity matrix by asking</w:t>
+      </w:r>
+      <w:r>
+        <w:t xml:space="preserve"> </w:t>
+      </w:r>
+      <w:r>
+        <w:rPr>
+          <w:rStyle w:val="VerbatimChar"/>
+        </w:rPr>
+        <w:t xml:space="preserve">gpt-4o-mini</w:t>
+      </w:r>
+      <w:r>
+        <w:t xml:space="preserve"> </w:t>
+      </w:r>
+      <w:r>
+        <w:t xml:space="preserve">to score each pair of</w:t>
       </w:r>
       <w:r>
         <w:t xml:space="preserve"> </w:t>
@@ -140,7 +164,13 @@
         <w:t xml:space="preserve"> </w:t>
       </w:r>
       <w:r>
-        <w:t xml:space="preserve">(OpenAI or offline fallback).</w:t>
+        <w:t xml:space="preserve">texts in [0,1] (offline token-overlap fallback when no key). Calls are</w:t>
+      </w:r>
+      <w:r>
+        <w:t xml:space="preserve"> </w:t>
+      </w:r>
+      <w:r>
+        <w:t xml:space="preserve">bounded to 8 concurrent.</w:t>
       </w:r>
     </w:p>
     <w:p>
@@ -184,7 +214,7 @@
         <w:rPr>
           <w:rStyle w:val="VerbatimChar"/>
         </w:rPr>
-        <w:t xml:space="preserve">                + 0.5 · max(0, cosine(embed_a, embed_b))</w:t>
+        <w:t xml:space="preserve">                + 0.5 · planSimilarity(a, b)   // from gpt-4o-mini (or fallback)</w:t>
       </w:r>
     </w:p>
     <w:p>
@@ -396,7 +426,7 @@
         <w:rPr>
           <w:rStyle w:val="VerbatimChar"/>
         </w:rPr>
-        <w:t xml:space="preserve">[Embed plan_to_build (OpenAI | offline fallback)]</w:t>
+        <w:t xml:space="preserve">[Score idea-pair similarity via gpt-4o-mini | offline fallback, bounded 8 concurrent]</w:t>
       </w:r>
       <w:r>
         <w:br/>
